--- a/parity/fixtures/wc-italic.docx
+++ b/parity/fixtures/wc-italic.docx
@@ -5,8 +5,6 @@
     <w:p>
       <w:r>
         <w:rPr>
-          <w14:ligatures w14:val="standard"/>
-          <w14:cntxtAlts/>
           <w:i/>
         </w:rPr>
         <w:t>Revenue</w:t>
